--- a/technical_document/docx/05_developer_extension/DOC-05-EXT-03_Credit_Approval_Hierarchy_Multi_Tier_Delegation_and_Matrix.docx
+++ b/technical_document/docx/05_developer_extension/DOC-05-EXT-03_Credit_Approval_Hierarchy_Multi_Tier_Delegation_and_Matrix.docx
@@ -1556,6 +1556,58 @@
                 <w:sz w:val="17"/>
               </w:rPr>
               <w:t>Master Approved</w:t>
+            </w:r>
+          </w:p>
+        </w:tc>
+      </w:tr>
+      <w:tr>
+        <w:tc>
+          <w:tcPr>
+            <w:tcW w:type="dxa" w:w="1872"/>
+          </w:tcPr>
+          <w:p>
+            <w:r>
+              <w:t>3.1.0</w:t>
+            </w:r>
+          </w:p>
+        </w:tc>
+        <w:tc>
+          <w:tcPr>
+            <w:tcW w:type="dxa" w:w="1872"/>
+          </w:tcPr>
+          <w:p>
+            <w:r>
+              <w:t>October 2026</w:t>
+            </w:r>
+          </w:p>
+        </w:tc>
+        <w:tc>
+          <w:tcPr>
+            <w:tcW w:type="dxa" w:w="1872"/>
+          </w:tcPr>
+          <w:p>
+            <w:r>
+              <w:t>Independent Forensic Re-audit</w:t>
+            </w:r>
+          </w:p>
+        </w:tc>
+        <w:tc>
+          <w:tcPr>
+            <w:tcW w:type="dxa" w:w="1872"/>
+          </w:tcPr>
+          <w:p>
+            <w:r>
+              <w:t>Factual corrections per audit/docx_forensic_audit_2026-10-08.md</w:t>
+            </w:r>
+          </w:p>
+        </w:tc>
+        <w:tc>
+          <w:tcPr>
+            <w:tcW w:type="dxa" w:w="1872"/>
+          </w:tcPr>
+          <w:p>
+            <w:r>
+              <w:t>Applied</w:t>
             </w:r>
           </w:p>
         </w:tc>
@@ -3660,6 +3712,19 @@
         <w:t>Multi-stage approval queues routing loans dynamically based on requested loan amount.</w:t>
       </w:r>
     </w:p>
+    <w:p>
+      <w:r>
+        <w:rPr>
+          <w:b/>
+        </w:rPr>
+        <w:t>Addendum — v3.1.0 corrections (Independent Forensic Re-audit, 8 October 2026)</w:t>
+      </w:r>
+    </w:p>
+    <w:p>
+      <w:r>
+        <w:t>Canonical ladder (v3.1.0): the seeded 7-level ulms.approval_band (V2) governs — L1 Branch Officer ≤৳5L, L2 Branch Manager ≤৳10L, L3 Regional Manager ≤৳25L, L4 Divisional Head ≤৳50L, L5 Head of Credit ≤৳2.5Cr, L6 Credit Committee ≤৳10Cr, L7 MD &gt;৳10Cr. Any divergent threshold tables in earlier drafts are superseded.</w:t>
+      </w:r>
+    </w:p>
     <w:sectPr>
       <w:headerReference w:type="default" r:id="rId9"/>
       <w:footerReference w:type="default" r:id="rId10"/>
